--- a/Bases de Datos II/Clases/Clase 1 - Revision BD I y arranque VetCare/Taller PI - Clase 1 - VetCare.docx
+++ b/Bases de Datos II/Clases/Clase 1 - Revision BD I y arranque VetCare/Taller PI - Clase 1 - VetCare.docx
@@ -514,7 +514,238 @@
           <w:color w:val="2B2B2B"/>
           <w:sz w:val="22"/>
         </w:rPr>
-        <w:t xml:space="preserve"> (examlab.lovable.app/app · módulo Talleres) — domingo 23:59 cuando aplique.</w:t>
+        <w:t xml:space="preserve"> (https://examlab.lovable.app/ · módulo Talleres) — domingo 23:59 cuando aplique.</w:t>
+      </w:r>
+    </w:p>
+    <w:p>
+      <w:pPr>
+        <w:spacing w:after="120"/>
+      </w:pPr>
+      <w:r>
+        <w:rPr>
+          <w:rFonts w:ascii="Calibri" w:hAnsi="Calibri" w:eastAsia="Calibri"/>
+          <w:b/>
+          <w:color w:val="095292"/>
+          <w:sz w:val="24"/>
+        </w:rPr>
+        <w:t>9. Que vas a resolver en ExamLab</w:t>
+      </w:r>
+    </w:p>
+    <w:p>
+      <w:pPr>
+        <w:spacing w:after="120"/>
+      </w:pPr>
+      <w:r>
+        <w:rPr>
+          <w:rFonts w:ascii="Calibri" w:hAnsi="Calibri" w:eastAsia="Calibri"/>
+          <w:b w:val="0"/>
+          <w:color w:val="2B2B2B"/>
+          <w:sz w:val="22"/>
+        </w:rPr>
+        <w:t>El estudiante deja creado el esqueleto de VetCare DB (dueno, mascota, cita) con integridad declarativa, su modelo ER en Mermaid y el alcance escrito del Proyecto Integrador.</w:t>
+      </w:r>
+    </w:p>
+    <w:p>
+      <w:pPr>
+        <w:spacing w:after="120"/>
+      </w:pPr>
+      <w:r>
+        <w:rPr>
+          <w:rFonts w:ascii="Calibri" w:hAnsi="Calibri" w:eastAsia="Calibri"/>
+          <w:b w:val="0"/>
+          <w:color w:val="2B2B2B"/>
+          <w:sz w:val="22"/>
+        </w:rPr>
+        <w:t>El taller se resuelve y se entrega en ExamLab (https://examlab.lovable.app/), en el modulo Talleres. Son 5 preguntas y suman 100 puntos. Lo que sigue es lo que vas a encontrar en cada una, para que sepas de antemano en que forma se responde:</w:t>
+      </w:r>
+    </w:p>
+    <w:p>
+      <w:r>
+        <w:rPr>
+          <w:rFonts w:ascii="Calibri" w:hAnsi="Calibri" w:eastAsia="Calibri"/>
+          <w:b/>
+          <w:color w:val="2B2B2B"/>
+          <w:sz w:val="22"/>
+        </w:rPr>
+        <w:t>Pregunta 1 - SQL sobre PostgreSQL real (30 pts):</w:t>
+      </w:r>
+      <w:r>
+        <w:rPr>
+          <w:rFonts w:ascii="Calibri" w:hAnsi="Calibri" w:eastAsia="Calibri"/>
+          <w:b w:val="0"/>
+          <w:color w:val="2B2B2B"/>
+          <w:sz w:val="22"/>
+        </w:rPr>
+        <w:t xml:space="preserve"> DDL base de VetCare DB.</w:t>
+      </w:r>
+    </w:p>
+    <w:p>
+      <w:pPr>
+        <w:pStyle w:val="ListBullet"/>
+        <w:spacing w:after="40"/>
+      </w:pPr>
+      <w:r>
+        <w:rPr>
+          <w:rFonts w:ascii="Calibri" w:hAnsi="Calibri" w:eastAsia="Calibri"/>
+          <w:b w:val="0"/>
+          <w:color w:val="2B2B2B"/>
+          <w:sz w:val="22"/>
+        </w:rPr>
+        <w:t>Editor de SQL con una base PostgreSQL de verdad corriendo en el navegador. El esquema y los datos de partida ya vienen cargados: usted escribe y ejecuta su SQL y se guarda tanto la consulta como lo que devolvio la base.</w:t>
+      </w:r>
+    </w:p>
+    <w:p>
+      <w:r>
+        <w:rPr>
+          <w:rFonts w:ascii="Calibri" w:hAnsi="Calibri" w:eastAsia="Calibri"/>
+          <w:b/>
+          <w:color w:val="2B2B2B"/>
+          <w:sz w:val="22"/>
+        </w:rPr>
+        <w:t>Pregunta 2 - Diagrama (Mermaid) (20 pts):</w:t>
+      </w:r>
+      <w:r>
+        <w:rPr>
+          <w:rFonts w:ascii="Calibri" w:hAnsi="Calibri" w:eastAsia="Calibri"/>
+          <w:b w:val="0"/>
+          <w:color w:val="2B2B2B"/>
+          <w:sz w:val="22"/>
+        </w:rPr>
+        <w:t xml:space="preserve"> Modelo ER de VetCare DB en Mermaid.</w:t>
+      </w:r>
+    </w:p>
+    <w:p>
+      <w:pPr>
+        <w:pStyle w:val="ListBullet"/>
+        <w:spacing w:after="40"/>
+      </w:pPr>
+      <w:r>
+        <w:rPr>
+          <w:rFonts w:ascii="Calibri" w:hAnsi="Calibri" w:eastAsia="Calibri"/>
+          <w:b w:val="0"/>
+          <w:color w:val="2B2B2B"/>
+          <w:sz w:val="22"/>
+        </w:rPr>
+        <w:t>El diagrama se escribe como texto en sintaxis Mermaid y la plataforma lo dibuja al instante. No hay que exportar imagenes ni salir a otra herramienta.</w:t>
+      </w:r>
+    </w:p>
+    <w:p>
+      <w:r>
+        <w:rPr>
+          <w:rFonts w:ascii="Calibri" w:hAnsi="Calibri" w:eastAsia="Calibri"/>
+          <w:b/>
+          <w:color w:val="2B2B2B"/>
+          <w:sz w:val="22"/>
+        </w:rPr>
+        <w:t>Pregunta 3 - SQL sobre PostgreSQL real (25 pts):</w:t>
+      </w:r>
+      <w:r>
+        <w:rPr>
+          <w:rFonts w:ascii="Calibri" w:hAnsi="Calibri" w:eastAsia="Calibri"/>
+          <w:b w:val="0"/>
+          <w:color w:val="2B2B2B"/>
+          <w:sz w:val="22"/>
+        </w:rPr>
+        <w:t xml:space="preserve"> Consultas de repaso sobre datos reales de Huellitas.</w:t>
+      </w:r>
+    </w:p>
+    <w:p>
+      <w:pPr>
+        <w:pStyle w:val="ListBullet"/>
+        <w:spacing w:after="40"/>
+      </w:pPr>
+      <w:r>
+        <w:rPr>
+          <w:rFonts w:ascii="Calibri" w:hAnsi="Calibri" w:eastAsia="Calibri"/>
+          <w:b w:val="0"/>
+          <w:color w:val="2B2B2B"/>
+          <w:sz w:val="22"/>
+        </w:rPr>
+        <w:t>Editor de SQL con una base PostgreSQL de verdad corriendo en el navegador. El esquema y los datos de partida ya vienen cargados: usted escribe y ejecuta su SQL y se guarda tanto la consulta como lo que devolvio la base.</w:t>
+      </w:r>
+    </w:p>
+    <w:p>
+      <w:r>
+        <w:rPr>
+          <w:rFonts w:ascii="Calibri" w:hAnsi="Calibri" w:eastAsia="Calibri"/>
+          <w:b/>
+          <w:color w:val="2B2B2B"/>
+          <w:sz w:val="22"/>
+        </w:rPr>
+        <w:t>Pregunta 4 - Seleccion multiple (10 pts):</w:t>
+      </w:r>
+      <w:r>
+        <w:rPr>
+          <w:rFonts w:ascii="Calibri" w:hAnsi="Calibri" w:eastAsia="Calibri"/>
+          <w:b w:val="0"/>
+          <w:color w:val="2B2B2B"/>
+          <w:sz w:val="22"/>
+        </w:rPr>
+        <w:t xml:space="preserve"> Que puede garantizar el DDL por si solo.</w:t>
+      </w:r>
+    </w:p>
+    <w:p>
+      <w:pPr>
+        <w:pStyle w:val="ListBullet"/>
+        <w:spacing w:after="40"/>
+      </w:pPr>
+      <w:r>
+        <w:rPr>
+          <w:rFonts w:ascii="Calibri" w:hAnsi="Calibri" w:eastAsia="Calibri"/>
+          <w:b w:val="0"/>
+          <w:color w:val="2B2B2B"/>
+          <w:sz w:val="22"/>
+        </w:rPr>
+        <w:t>Varias opciones y mas de una correcta; marque todas las que apliquen.</w:t>
+      </w:r>
+    </w:p>
+    <w:p>
+      <w:r>
+        <w:rPr>
+          <w:rFonts w:ascii="Calibri" w:hAnsi="Calibri" w:eastAsia="Calibri"/>
+          <w:b/>
+          <w:color w:val="2B2B2B"/>
+          <w:sz w:val="22"/>
+        </w:rPr>
+        <w:t>Pregunta 5 - Respuesta escrita (15 pts):</w:t>
+      </w:r>
+      <w:r>
+        <w:rPr>
+          <w:rFonts w:ascii="Calibri" w:hAnsi="Calibri" w:eastAsia="Calibri"/>
+          <w:b w:val="0"/>
+          <w:color w:val="2B2B2B"/>
+          <w:sz w:val="22"/>
+        </w:rPr>
+        <w:t xml:space="preserve"> Alcance del Proyecto Integrador VetCare DB.</w:t>
+      </w:r>
+    </w:p>
+    <w:p>
+      <w:pPr>
+        <w:pStyle w:val="ListBullet"/>
+        <w:spacing w:after="40"/>
+      </w:pPr>
+      <w:r>
+        <w:rPr>
+          <w:rFonts w:ascii="Calibri" w:hAnsi="Calibri" w:eastAsia="Calibri"/>
+          <w:b w:val="0"/>
+          <w:color w:val="2B2B2B"/>
+          <w:sz w:val="22"/>
+        </w:rPr>
+        <w:t>Un cuadro de texto. Se escribe directamente en la plataforma; no se sube archivo.</w:t>
+      </w:r>
+    </w:p>
+    <w:p>
+      <w:pPr>
+        <w:spacing w:after="120"/>
+      </w:pPr>
+      <w:r>
+        <w:rPr>
+          <w:rFonts w:ascii="Calibri" w:hAnsi="Calibri" w:eastAsia="Calibri"/>
+          <w:b w:val="0"/>
+          <w:color w:val="2B2B2B"/>
+          <w:sz w:val="22"/>
+        </w:rPr>
+        <w:t>Cada pregunta trae su propio enunciado completo dentro de la plataforma: puedes resolver el taller leyendo solo ExamLab. Este documento sirve para prepararte y para trabajar en equipo antes de responder.</w:t>
       </w:r>
     </w:p>
     <w:sectPr>

--- a/Bases de Datos II/Clases/Clase 1 - Revision BD I y arranque VetCare/Taller PI - Clase 1 - VetCare.docx
+++ b/Bases de Datos II/Clases/Clase 1 - Revision BD I y arranque VetCare/Taller PI - Clase 1 - VetCare.docx
@@ -124,7 +124,7 @@
           <w:color w:val="2B2B2B"/>
           <w:sz w:val="22"/>
         </w:rPr>
-        <w:t>Hoy cierran dominio + entidades mínimas + reglas de negocio del equipo.</w:t>
+        <w:t>Hoy cierras dominio + entidades mínimas + reglas de negocio propias.</w:t>
       </w:r>
     </w:p>
     <w:p>
@@ -139,7 +139,7 @@
           <w:color w:val="2B2B2B"/>
           <w:sz w:val="22"/>
         </w:rPr>
-        <w:t>El DDL demo (Codigo/) es semilla; el ER del equipo manda.</w:t>
+        <w:t>El DDL demo (Codigo/) es semilla; tu ER manda.</w:t>
       </w:r>
     </w:p>
     <w:p>
@@ -255,7 +255,7 @@
           <w:color w:val="2B2B2B"/>
           <w:sz w:val="22"/>
         </w:rPr>
-        <w:t>Formar equipo (2-3) y nombrar el proyecto VetCare DB.</w:t>
+        <w:t>Nombrar y registrar su proyecto VetCare DB (trabajo individual por defecto; equipo de 2-3 solo si el docente lo autoriza).</w:t>
       </w:r>
     </w:p>
     <w:p>
@@ -329,7 +329,7 @@
           <w:color w:val="2B2B2B"/>
           <w:sz w:val="22"/>
         </w:rPr>
-        <w:t>Ficha de equipo + ER borrador (PNG) + lista de entidades/reglas</w:t>
+        <w:t>Ficha del proyecto + ER borrador (PNG) + lista de entidades/reglas</w:t>
       </w:r>
     </w:p>
     <w:p>
@@ -358,7 +358,7 @@
           <w:color w:val="2B2B2B"/>
           <w:sz w:val="22"/>
         </w:rPr>
-        <w:t>Equipo 2-3 nombrado.</w:t>
+        <w:t>Proyecto nombrado y registrado.</w:t>
       </w:r>
     </w:p>
     <w:p>
@@ -745,7 +745,7 @@
           <w:color w:val="2B2B2B"/>
           <w:sz w:val="22"/>
         </w:rPr>
-        <w:t>Cada pregunta trae su propio enunciado completo dentro de la plataforma: puedes resolver el taller leyendo solo ExamLab. Este documento sirve para prepararte y para trabajar en equipo antes de responder.</w:t>
+        <w:t>Cada pregunta trae su propio enunciado completo dentro de la plataforma: puedes resolver el taller leyendo solo ExamLab. Este documento sirve para prepararte y conservar tus respuestas. La actividad es individual; si el docente autoriza trabajo en equipo, la entrega en ExamLab sigue siendo individual.</w:t>
       </w:r>
     </w:p>
     <w:sectPr>

--- a/Bases de Datos II/Clases/Clase 1 - Revision BD I y arranque VetCare/Taller PI - Clase 1 - VetCare.docx
+++ b/Bases de Datos II/Clases/Clase 1 - Revision BD I y arranque VetCare/Taller PI - Clase 1 - VetCare.docx
@@ -514,7 +514,7 @@
           <w:color w:val="2B2B2B"/>
           <w:sz w:val="22"/>
         </w:rPr>
-        <w:t xml:space="preserve"> (https://examlab.lovable.app/ · módulo Talleres) — domingo 23:59 cuando aplique.</w:t>
+        <w:t xml:space="preserve"> (https://uniaj.examlab.workers.dev/ · módulo Talleres) — domingo 23:59 cuando aplique.</w:t>
       </w:r>
     </w:p>
     <w:p>
@@ -556,7 +556,7 @@
           <w:color w:val="2B2B2B"/>
           <w:sz w:val="22"/>
         </w:rPr>
-        <w:t>El taller se resuelve y se entrega en ExamLab (https://examlab.lovable.app/), en el modulo Talleres. Son 5 preguntas y suman 100 puntos. Lo que sigue es lo que vas a encontrar en cada una, para que sepas de antemano en que forma se responde:</w:t>
+        <w:t>El taller se resuelve y se entrega en ExamLab (https://uniaj.examlab.workers.dev/), en el modulo Talleres. Son 5 preguntas y suman 100 puntos. Lo que sigue es lo que vas a encontrar en cada una, para que sepas de antemano en que forma se responde:</w:t>
       </w:r>
     </w:p>
     <w:p>

--- a/Bases de Datos II/Clases/Clase 1 - Revision BD I y arranque VetCare/Taller PI - Clase 1 - VetCare.docx
+++ b/Bases de Datos II/Clases/Clase 1 - Revision BD I y arranque VetCare/Taller PI - Clase 1 - VetCare.docx
@@ -211,7 +211,7 @@
           <w:color w:val="2B2B2B"/>
           <w:sz w:val="22"/>
         </w:rPr>
-        <w:t>Herramientas: draw.io + DB Fiddle.</w:t>
+        <w:t>Ficha con plantilla fija: VetCare - [Apellido], alcance SI / NO y 3 reglas Condición → Acción.</w:t>
       </w:r>
     </w:p>
     <w:p>
@@ -226,7 +226,22 @@
           <w:color w:val="2B2B2B"/>
           <w:sz w:val="22"/>
         </w:rPr>
-        <w:t>Reutilizar nombres del enunciado PI.</w:t>
+        <w:t>Diagrama: boceto visual en Excalidraw o draw.io → código Mermaid (erDiagram) → ExamLab.</w:t>
+      </w:r>
+    </w:p>
+    <w:p>
+      <w:pPr>
+        <w:pStyle w:val="ListBullet"/>
+        <w:spacing w:after="40"/>
+      </w:pPr>
+      <w:r>
+        <w:rPr>
+          <w:rFonts w:ascii="Calibri" w:hAnsi="Calibri" w:eastAsia="Calibri"/>
+          <w:b w:val="0"/>
+          <w:color w:val="2B2B2B"/>
+          <w:sz w:val="22"/>
+        </w:rPr>
+        <w:t>Nombres en minúscula y singular (dueno, mascota, cita) con id_&lt;entidad&gt;: iguales en ER, DDL y Mermaid.</w:t>
       </w:r>
     </w:p>
     <w:p>
@@ -255,7 +270,7 @@
           <w:color w:val="2B2B2B"/>
           <w:sz w:val="22"/>
         </w:rPr>
-        <w:t>Nombrar y registrar su proyecto VetCare DB (trabajo individual por defecto; equipo de 2-3 solo si el docente lo autoriza).</w:t>
+        <w:t>Registrar el proyecto con el nombre exacto VetCare - [Apellido] (trabajo individual por defecto; equipo de 2-3 solo si el docente lo autoriza).</w:t>
       </w:r>
     </w:p>
     <w:p>
@@ -270,7 +285,7 @@
           <w:color w:val="2B2B2B"/>
           <w:sz w:val="22"/>
         </w:rPr>
-        <w:t>Listar entidades minimas + 3 reglas de negocio propias.</w:t>
+        <w:t>Llenar la plantilla de la ficha del PI: alcance SI / alcance NO y 3 reglas de negocio propias en formato Condicion -&gt; Accion.</w:t>
       </w:r>
     </w:p>
     <w:p>
@@ -285,7 +300,7 @@
           <w:color w:val="2B2B2B"/>
           <w:sz w:val="22"/>
         </w:rPr>
-        <w:t>Dibujar ER borrador en draw.io/Excalidraw y exportar PNG.</w:t>
+        <w:t>Dibujar el ER borrador en Excalidraw o draw.io, pasarlo a Mermaid (erDiagram) con ayuda de una IA y pegarlo renderizado en ExamLab.</w:t>
       </w:r>
     </w:p>
     <w:p>
@@ -300,7 +315,7 @@
           <w:color w:val="2B2B2B"/>
           <w:sz w:val="22"/>
         </w:rPr>
-        <w:t>Escribir 5-8 lineas de alcance (que SI / que NO hara el PI).</w:t>
+        <w:t>Exportar tambien el PNG del ER a la carpeta del PI y verificar que los nombres coincidan con el DDL (minusculas, singular, id_&lt;entidad&gt;).</w:t>
       </w:r>
     </w:p>
     <w:p>
@@ -314,7 +329,409 @@
           <w:color w:val="095292"/>
           <w:sz w:val="24"/>
         </w:rPr>
-        <w:t>5. Entregable</w:t>
+        <w:t>5. Plantilla de la ficha (copia esto y llenalo)</w:t>
+      </w:r>
+    </w:p>
+    <w:p>
+      <w:pPr>
+        <w:spacing w:after="120"/>
+      </w:pPr>
+      <w:r>
+        <w:rPr>
+          <w:rFonts w:ascii="Calibri" w:hAnsi="Calibri" w:eastAsia="Calibri"/>
+          <w:b w:val="0"/>
+          <w:color w:val="2B2B2B"/>
+          <w:sz w:val="20"/>
+        </w:rPr>
+        <w:t>Estos son exactamente los campos que califica ExamLab. Copia el bloque tal cual en tu documento, llenalo, y pega cada parte en la pregunta que corresponda.</w:t>
+      </w:r>
+    </w:p>
+    <w:p>
+      <w:pPr>
+        <w:spacing w:after="0"/>
+        <w:shd w:val="clear" w:fill="F2F2F3"/>
+      </w:pPr>
+      <w:r>
+        <w:rPr>
+          <w:rFonts w:ascii="Calibri" w:hAnsi="Calibri" w:eastAsia="Calibri"/>
+          <w:b w:val="0"/>
+          <w:color w:val="2B2B2B"/>
+          <w:sz w:val="20"/>
+        </w:rPr>
+        <w:t>Nombre del proyecto: VetCare - [Apellido]</w:t>
+      </w:r>
+    </w:p>
+    <w:p>
+      <w:pPr>
+        <w:spacing w:after="0"/>
+        <w:shd w:val="clear" w:fill="F2F2F3"/>
+      </w:pPr>
+      <w:r>
+        <w:rPr>
+          <w:rFonts w:ascii="Calibri" w:hAnsi="Calibri" w:eastAsia="Calibri"/>
+          <w:b w:val="0"/>
+          <w:color w:val="2B2B2B"/>
+          <w:sz w:val="20"/>
+        </w:rPr>
+        <w:t>Autor: [nombre completo]        Codigo: [__________]</w:t>
+      </w:r>
+    </w:p>
+    <w:p>
+      <w:pPr>
+        <w:spacing w:after="0"/>
+        <w:shd w:val="clear" w:fill="F2F2F3"/>
+      </w:pPr>
+      <w:r>
+        <w:rPr>
+          <w:rFonts w:ascii="Calibri" w:hAnsi="Calibri" w:eastAsia="Calibri"/>
+          <w:b w:val="0"/>
+          <w:color w:val="2B2B2B"/>
+          <w:sz w:val="20"/>
+        </w:rPr>
+        <w:t>Integrantes: [solo si el docente autorizo equipo; si trabajas solo, escribe «individual»]</w:t>
+      </w:r>
+    </w:p>
+    <w:p>
+      <w:pPr>
+        <w:spacing w:after="0"/>
+        <w:shd w:val="clear" w:fill="F2F2F3"/>
+      </w:pPr>
+      <w:r>
+        <w:rPr>
+          <w:rFonts w:ascii="Calibri" w:hAnsi="Calibri" w:eastAsia="Calibri"/>
+          <w:b w:val="0"/>
+          <w:color w:val="2B2B2B"/>
+          <w:sz w:val="20"/>
+        </w:rPr>
+        <w:t>Descripcion en una frase: [que es VetCare DB para la clinica Huellitas]</w:t>
+      </w:r>
+    </w:p>
+    <w:p>
+      <w:pPr>
+        <w:spacing w:after="0"/>
+        <w:shd w:val="clear" w:fill="F2F2F3"/>
+      </w:pPr>
+      <w:r>
+        <w:rPr>
+          <w:rFonts w:ascii="Calibri" w:hAnsi="Calibri" w:eastAsia="Calibri"/>
+          <w:b w:val="0"/>
+          <w:color w:val="2B2B2B"/>
+          <w:sz w:val="20"/>
+        </w:rPr>
+        <w:t xml:space="preserve"> </w:t>
+      </w:r>
+    </w:p>
+    <w:p>
+      <w:pPr>
+        <w:spacing w:after="0"/>
+        <w:shd w:val="clear" w:fill="F2F2F3"/>
+      </w:pPr>
+      <w:r>
+        <w:rPr>
+          <w:rFonts w:ascii="Calibri" w:hAnsi="Calibri" w:eastAsia="Calibri"/>
+          <w:b w:val="0"/>
+          <w:color w:val="2B2B2B"/>
+          <w:sz w:val="20"/>
+        </w:rPr>
+        <w:t>1) QUE SI HARA EL PI  (5 a 8 lineas)</w:t>
+      </w:r>
+    </w:p>
+    <w:p>
+      <w:pPr>
+        <w:spacing w:after="0"/>
+        <w:shd w:val="clear" w:fill="F2F2F3"/>
+      </w:pPr>
+      <w:r>
+        <w:rPr>
+          <w:rFonts w:ascii="Calibri" w:hAnsi="Calibri" w:eastAsia="Calibri"/>
+          <w:b w:val="0"/>
+          <w:color w:val="2B2B2B"/>
+          <w:sz w:val="20"/>
+        </w:rPr>
+        <w:t xml:space="preserve">   - [proceso de la clinica que la base va a soportar]</w:t>
+      </w:r>
+    </w:p>
+    <w:p>
+      <w:pPr>
+        <w:spacing w:after="0"/>
+        <w:shd w:val="clear" w:fill="F2F2F3"/>
+      </w:pPr>
+      <w:r>
+        <w:rPr>
+          <w:rFonts w:ascii="Calibri" w:hAnsi="Calibri" w:eastAsia="Calibri"/>
+          <w:b w:val="0"/>
+          <w:color w:val="2B2B2B"/>
+          <w:sz w:val="20"/>
+        </w:rPr>
+        <w:t xml:space="preserve">   - [ ... ]</w:t>
+      </w:r>
+    </w:p>
+    <w:p>
+      <w:pPr>
+        <w:spacing w:after="0"/>
+        <w:shd w:val="clear" w:fill="F2F2F3"/>
+      </w:pPr>
+      <w:r>
+        <w:rPr>
+          <w:rFonts w:ascii="Calibri" w:hAnsi="Calibri" w:eastAsia="Calibri"/>
+          <w:b w:val="0"/>
+          <w:color w:val="2B2B2B"/>
+          <w:sz w:val="20"/>
+        </w:rPr>
+        <w:t xml:space="preserve"> </w:t>
+      </w:r>
+    </w:p>
+    <w:p>
+      <w:pPr>
+        <w:spacing w:after="0"/>
+        <w:shd w:val="clear" w:fill="F2F2F3"/>
+      </w:pPr>
+      <w:r>
+        <w:rPr>
+          <w:rFonts w:ascii="Calibri" w:hAnsi="Calibri" w:eastAsia="Calibri"/>
+          <w:b w:val="0"/>
+          <w:color w:val="2B2B2B"/>
+          <w:sz w:val="20"/>
+        </w:rPr>
+        <w:t>2) QUE NO HARA EL PI  (3 a 5 lineas)</w:t>
+      </w:r>
+    </w:p>
+    <w:p>
+      <w:pPr>
+        <w:spacing w:after="0"/>
+        <w:shd w:val="clear" w:fill="F2F2F3"/>
+      </w:pPr>
+      <w:r>
+        <w:rPr>
+          <w:rFonts w:ascii="Calibri" w:hAnsi="Calibri" w:eastAsia="Calibri"/>
+          <w:b w:val="0"/>
+          <w:color w:val="2B2B2B"/>
+          <w:sz w:val="20"/>
+        </w:rPr>
+        <w:t xml:space="preserve">   - [limite explicito: p. ej. no habra pasarela de pagos]</w:t>
+      </w:r>
+    </w:p>
+    <w:p>
+      <w:pPr>
+        <w:spacing w:after="0"/>
+        <w:shd w:val="clear" w:fill="F2F2F3"/>
+      </w:pPr>
+      <w:r>
+        <w:rPr>
+          <w:rFonts w:ascii="Calibri" w:hAnsi="Calibri" w:eastAsia="Calibri"/>
+          <w:b w:val="0"/>
+          <w:color w:val="2B2B2B"/>
+          <w:sz w:val="20"/>
+        </w:rPr>
+        <w:t xml:space="preserve">   - [ ... ]</w:t>
+      </w:r>
+    </w:p>
+    <w:p>
+      <w:pPr>
+        <w:spacing w:after="0"/>
+        <w:shd w:val="clear" w:fill="F2F2F3"/>
+      </w:pPr>
+      <w:r>
+        <w:rPr>
+          <w:rFonts w:ascii="Calibri" w:hAnsi="Calibri" w:eastAsia="Calibri"/>
+          <w:b w:val="0"/>
+          <w:color w:val="2B2B2B"/>
+          <w:sz w:val="20"/>
+        </w:rPr>
+        <w:t xml:space="preserve"> </w:t>
+      </w:r>
+    </w:p>
+    <w:p>
+      <w:pPr>
+        <w:spacing w:after="0"/>
+        <w:shd w:val="clear" w:fill="F2F2F3"/>
+      </w:pPr>
+      <w:r>
+        <w:rPr>
+          <w:rFonts w:ascii="Calibri" w:hAnsi="Calibri" w:eastAsia="Calibri"/>
+          <w:b w:val="0"/>
+          <w:color w:val="2B2B2B"/>
+          <w:sz w:val="20"/>
+        </w:rPr>
+        <w:t>3) TRES REGLAS DE NEGOCIO PROPIAS  —  formato Condicion -&gt; Accion</w:t>
+      </w:r>
+    </w:p>
+    <w:p>
+      <w:pPr>
+        <w:spacing w:after="0"/>
+        <w:shd w:val="clear" w:fill="F2F2F3"/>
+      </w:pPr>
+      <w:r>
+        <w:rPr>
+          <w:rFonts w:ascii="Calibri" w:hAnsi="Calibri" w:eastAsia="Calibri"/>
+          <w:b w:val="0"/>
+          <w:color w:val="2B2B2B"/>
+          <w:sz w:val="20"/>
+        </w:rPr>
+        <w:t xml:space="preserve">   R1. Si [condicion verificable] -&gt; entonces [accion que hace la base].</w:t>
+      </w:r>
+    </w:p>
+    <w:p>
+      <w:pPr>
+        <w:spacing w:after="0"/>
+        <w:shd w:val="clear" w:fill="F2F2F3"/>
+      </w:pPr>
+      <w:r>
+        <w:rPr>
+          <w:rFonts w:ascii="Calibri" w:hAnsi="Calibri" w:eastAsia="Calibri"/>
+          <w:b w:val="0"/>
+          <w:color w:val="2B2B2B"/>
+          <w:sz w:val="20"/>
+        </w:rPr>
+        <w:t xml:space="preserve">       Se implementa con: [ ] CHECK  [ ] UNIQUE  [ ] FK  [ ] procedimiento  [ ] trigger</w:t>
+      </w:r>
+    </w:p>
+    <w:p>
+      <w:pPr>
+        <w:spacing w:after="0"/>
+        <w:shd w:val="clear" w:fill="F2F2F3"/>
+      </w:pPr>
+      <w:r>
+        <w:rPr>
+          <w:rFonts w:ascii="Calibri" w:hAnsi="Calibri" w:eastAsia="Calibri"/>
+          <w:b w:val="0"/>
+          <w:color w:val="2B2B2B"/>
+          <w:sz w:val="20"/>
+        </w:rPr>
+        <w:t xml:space="preserve">   R2. Si [ ... ] -&gt; entonces [ ... ].</w:t>
+      </w:r>
+    </w:p>
+    <w:p>
+      <w:pPr>
+        <w:spacing w:after="0"/>
+        <w:shd w:val="clear" w:fill="F2F2F3"/>
+      </w:pPr>
+      <w:r>
+        <w:rPr>
+          <w:rFonts w:ascii="Calibri" w:hAnsi="Calibri" w:eastAsia="Calibri"/>
+          <w:b w:val="0"/>
+          <w:color w:val="2B2B2B"/>
+          <w:sz w:val="20"/>
+        </w:rPr>
+        <w:t xml:space="preserve">       Se implementa con: [ ] CHECK  [ ] UNIQUE  [ ] FK  [ ] procedimiento  [ ] trigger</w:t>
+      </w:r>
+    </w:p>
+    <w:p>
+      <w:pPr>
+        <w:spacing w:after="0"/>
+        <w:shd w:val="clear" w:fill="F2F2F3"/>
+      </w:pPr>
+      <w:r>
+        <w:rPr>
+          <w:rFonts w:ascii="Calibri" w:hAnsi="Calibri" w:eastAsia="Calibri"/>
+          <w:b w:val="0"/>
+          <w:color w:val="2B2B2B"/>
+          <w:sz w:val="20"/>
+        </w:rPr>
+        <w:t xml:space="preserve">   R3. Si [ ... ] -&gt; entonces [ ... ].</w:t>
+      </w:r>
+    </w:p>
+    <w:p>
+      <w:pPr>
+        <w:spacing w:after="0"/>
+        <w:shd w:val="clear" w:fill="F2F2F3"/>
+      </w:pPr>
+      <w:r>
+        <w:rPr>
+          <w:rFonts w:ascii="Calibri" w:hAnsi="Calibri" w:eastAsia="Calibri"/>
+          <w:b w:val="0"/>
+          <w:color w:val="2B2B2B"/>
+          <w:sz w:val="20"/>
+        </w:rPr>
+        <w:t xml:space="preserve">       Se implementa con: [ ] CHECK  [ ] UNIQUE  [ ] FK  [ ] procedimiento  [ ] trigger</w:t>
+      </w:r>
+    </w:p>
+    <w:p>
+      <w:pPr>
+        <w:spacing w:after="0"/>
+        <w:shd w:val="clear" w:fill="F2F2F3"/>
+      </w:pPr>
+      <w:r>
+        <w:rPr>
+          <w:rFonts w:ascii="Calibri" w:hAnsi="Calibri" w:eastAsia="Calibri"/>
+          <w:b w:val="0"/>
+          <w:color w:val="2B2B2B"/>
+          <w:sz w:val="20"/>
+        </w:rPr>
+        <w:t xml:space="preserve">   (deben ser TUYAS: distintas de las tres del enunciado general)</w:t>
+      </w:r>
+    </w:p>
+    <w:p>
+      <w:pPr>
+        <w:spacing w:after="0"/>
+        <w:shd w:val="clear" w:fill="F2F2F3"/>
+      </w:pPr>
+      <w:r>
+        <w:rPr>
+          <w:rFonts w:ascii="Calibri" w:hAnsi="Calibri" w:eastAsia="Calibri"/>
+          <w:b w:val="0"/>
+          <w:color w:val="2B2B2B"/>
+          <w:sz w:val="20"/>
+        </w:rPr>
+        <w:t xml:space="preserve"> </w:t>
+      </w:r>
+    </w:p>
+    <w:p>
+      <w:pPr>
+        <w:spacing w:after="0"/>
+        <w:shd w:val="clear" w:fill="F2F2F3"/>
+      </w:pPr>
+      <w:r>
+        <w:rPr>
+          <w:rFonts w:ascii="Calibri" w:hAnsi="Calibri" w:eastAsia="Calibri"/>
+          <w:b w:val="0"/>
+          <w:color w:val="2B2B2B"/>
+          <w:sz w:val="20"/>
+        </w:rPr>
+        <w:t>4) RIESGO PRINCIPAL PARA TERMINAR EL PI Y COMO LO MITIGAS  (2 lineas)</w:t>
+      </w:r>
+    </w:p>
+    <w:p>
+      <w:pPr>
+        <w:spacing w:after="0"/>
+        <w:shd w:val="clear" w:fill="F2F2F3"/>
+      </w:pPr>
+      <w:r>
+        <w:rPr>
+          <w:rFonts w:ascii="Calibri" w:hAnsi="Calibri" w:eastAsia="Calibri"/>
+          <w:b w:val="0"/>
+          <w:color w:val="2B2B2B"/>
+          <w:sz w:val="20"/>
+        </w:rPr>
+        <w:t xml:space="preserve">   Riesgo: [ ... ]        Mitigacion: [ ... ]</w:t>
+      </w:r>
+    </w:p>
+    <w:p>
+      <w:pPr>
+        <w:spacing w:after="0"/>
+      </w:pPr>
+      <w:r>
+        <w:rPr>
+          <w:rFonts w:ascii="Calibri" w:hAnsi="Calibri" w:eastAsia="Calibri"/>
+          <w:b w:val="0"/>
+          <w:color w:val="2B2B2B"/>
+          <w:sz w:val="12"/>
+        </w:rPr>
+        <w:t xml:space="preserve"> </w:t>
+      </w:r>
+    </w:p>
+    <w:p>
+      <w:pPr>
+        <w:spacing w:after="120"/>
+      </w:pPr>
+      <w:r>
+        <w:rPr>
+          <w:rFonts w:ascii="Calibri" w:hAnsi="Calibri" w:eastAsia="Calibri"/>
+          <w:b/>
+          <w:color w:val="095292"/>
+          <w:sz w:val="24"/>
+        </w:rPr>
+        <w:t>6. Entregable</w:t>
       </w:r>
     </w:p>
     <w:p>
@@ -329,7 +746,7 @@
           <w:color w:val="2B2B2B"/>
           <w:sz w:val="22"/>
         </w:rPr>
-        <w:t>Ficha del proyecto + ER borrador (PNG) + lista de entidades/reglas</w:t>
+        <w:t>Ficha del PI (plantilla) + ER en Mermaid renderizado en ExamLab (PNG para tu carpeta) + 3 reglas Condicion -&gt; Accion</w:t>
       </w:r>
     </w:p>
     <w:p>
@@ -343,7 +760,7 @@
           <w:color w:val="095292"/>
           <w:sz w:val="24"/>
         </w:rPr>
-        <w:t>6. Criterios de exito</w:t>
+        <w:t>7. Criterios de exito</w:t>
       </w:r>
     </w:p>
     <w:p>
@@ -432,7 +849,52 @@
           <w:color w:val="095292"/>
           <w:sz w:val="24"/>
         </w:rPr>
-        <w:t>7. Pistas (checklist vacio — sin solucion)</w:t>
+        <w:t>8. Pistas (checklist vacio — sin solucion)</w:t>
+      </w:r>
+    </w:p>
+    <w:p>
+      <w:pPr>
+        <w:pStyle w:val="ListBullet"/>
+        <w:spacing w:after="40"/>
+      </w:pPr>
+      <w:r>
+        <w:rPr>
+          <w:rFonts w:ascii="Calibri" w:hAnsi="Calibri" w:eastAsia="Calibri"/>
+          <w:b w:val="0"/>
+          <w:color w:val="2B2B2B"/>
+          <w:sz w:val="22"/>
+        </w:rPr>
+        <w:t>□ El proyecto se llama VetCare - [Apellido]?</w:t>
+      </w:r>
+    </w:p>
+    <w:p>
+      <w:pPr>
+        <w:pStyle w:val="ListBullet"/>
+        <w:spacing w:after="40"/>
+      </w:pPr>
+      <w:r>
+        <w:rPr>
+          <w:rFonts w:ascii="Calibri" w:hAnsi="Calibri" w:eastAsia="Calibri"/>
+          <w:b w:val="0"/>
+          <w:color w:val="2B2B2B"/>
+          <w:sz w:val="22"/>
+        </w:rPr>
+        <w:t>□ Las 3 reglas están escritas como Condición → Acción?</w:t>
+      </w:r>
+    </w:p>
+    <w:p>
+      <w:pPr>
+        <w:pStyle w:val="ListBullet"/>
+        <w:spacing w:after="40"/>
+      </w:pPr>
+      <w:r>
+        <w:rPr>
+          <w:rFonts w:ascii="Calibri" w:hAnsi="Calibri" w:eastAsia="Calibri"/>
+          <w:b w:val="0"/>
+          <w:color w:val="2B2B2B"/>
+          <w:sz w:val="22"/>
+        </w:rPr>
+        <w:t>□ El Mermaid renderiza dentro de ExamLab (no basta el PNG)?</w:t>
       </w:r>
     </w:p>
     <w:p>
@@ -491,7 +953,7 @@
           <w:color w:val="095292"/>
           <w:sz w:val="24"/>
         </w:rPr>
-        <w:t>8. Entrega</w:t>
+        <w:t>9. Entrega</w:t>
       </w:r>
     </w:p>
     <w:p>
@@ -528,7 +990,7 @@
           <w:color w:val="095292"/>
           <w:sz w:val="24"/>
         </w:rPr>
-        <w:t>9. Que vas a resolver en ExamLab</w:t>
+        <w:t>10. Que vas a resolver en ExamLab</w:t>
       </w:r>
     </w:p>
     <w:p>
@@ -626,7 +1088,7 @@
           <w:color w:val="2B2B2B"/>
           <w:sz w:val="22"/>
         </w:rPr>
-        <w:t>El diagrama se escribe como texto en sintaxis Mermaid y la plataforma lo dibuja al instante. No hay que exportar imagenes ni salir a otra herramienta.</w:t>
+        <w:t>El diagrama se escribe como texto en sintaxis Mermaid y la plataforma lo dibuja al instante: no se sube una imagen. Puedes disenarlo primero a mano en Excalidraw o draw.io y pedirle a una IA que lo traduzca a Mermaid (ver «Del boceto al codigo Mermaid» mas abajo).</w:t>
       </w:r>
     </w:p>
     <w:p>
@@ -732,6 +1194,128 @@
           <w:sz w:val="22"/>
         </w:rPr>
         <w:t>Un cuadro de texto. Se escribe directamente en la plataforma; no se sube archivo.</w:t>
+      </w:r>
+    </w:p>
+    <w:p>
+      <w:pPr>
+        <w:spacing w:after="120"/>
+      </w:pPr>
+      <w:r>
+        <w:rPr>
+          <w:rFonts w:ascii="Calibri" w:hAnsi="Calibri" w:eastAsia="Calibri"/>
+          <w:b/>
+          <w:color w:val="095292"/>
+          <w:sz w:val="22"/>
+        </w:rPr>
+        <w:t>Del boceto al codigo Mermaid</w:t>
+      </w:r>
+    </w:p>
+    <w:p>
+      <w:pPr>
+        <w:spacing w:after="120"/>
+      </w:pPr>
+      <w:r>
+        <w:rPr>
+          <w:rFonts w:ascii="Calibri" w:hAnsi="Calibri" w:eastAsia="Calibri"/>
+          <w:b w:val="0"/>
+          <w:color w:val="2B2B2B"/>
+          <w:sz w:val="22"/>
+        </w:rPr>
+        <w:t>La pregunta de diagrama NO recibe imagenes: se responde con codigo Mermaid (`erDiagram`) que la plataforma dibuja al instante. No tienes que escribirlo de memoria; el camino corto es este:</w:t>
+      </w:r>
+    </w:p>
+    <w:p>
+      <w:r>
+        <w:rPr>
+          <w:rFonts w:ascii="Calibri" w:hAnsi="Calibri" w:eastAsia="Calibri"/>
+          <w:b/>
+          <w:color w:val="2B2B2B"/>
+          <w:sz w:val="22"/>
+        </w:rPr>
+        <w:t>1. Disena visual:</w:t>
+      </w:r>
+      <w:r>
+        <w:rPr>
+          <w:rFonts w:ascii="Calibri" w:hAnsi="Calibri" w:eastAsia="Calibri"/>
+          <w:b w:val="0"/>
+          <w:color w:val="2B2B2B"/>
+          <w:sz w:val="22"/>
+        </w:rPr>
+        <w:t xml:space="preserve"> Dibuja el diagrama como quieras en Excalidraw o draw.io: es mas rapido arrastrar cajas que escribir codigo, y ahi es donde piensas el modelo.</w:t>
+      </w:r>
+    </w:p>
+    <w:p>
+      <w:r>
+        <w:rPr>
+          <w:rFonts w:ascii="Calibri" w:hAnsi="Calibri" w:eastAsia="Calibri"/>
+          <w:b/>
+          <w:color w:val="2B2B2B"/>
+          <w:sz w:val="22"/>
+        </w:rPr>
+        <w:t>2. Traduce con IA:</w:t>
+      </w:r>
+      <w:r>
+        <w:rPr>
+          <w:rFonts w:ascii="Calibri" w:hAnsi="Calibri" w:eastAsia="Calibri"/>
+          <w:b w:val="0"/>
+          <w:color w:val="2B2B2B"/>
+          <w:sz w:val="22"/>
+        </w:rPr>
+        <w:t xml:space="preserve"> Copia o describe tu boceto a una IA y pidele el codigo Mermaid: «convierte este diagrama a Mermaid usando `erDiagram`». Revisa el resultado: la IA acierta la sintaxis, no tu modelo.</w:t>
+      </w:r>
+    </w:p>
+    <w:p>
+      <w:r>
+        <w:rPr>
+          <w:rFonts w:ascii="Calibri" w:hAnsi="Calibri" w:eastAsia="Calibri"/>
+          <w:b/>
+          <w:color w:val="2B2B2B"/>
+          <w:sz w:val="22"/>
+        </w:rPr>
+        <w:t>3. Pega y renderiza en ExamLab:</w:t>
+      </w:r>
+      <w:r>
+        <w:rPr>
+          <w:rFonts w:ascii="Calibri" w:hAnsi="Calibri" w:eastAsia="Calibri"/>
+          <w:b w:val="0"/>
+          <w:color w:val="2B2B2B"/>
+          <w:sz w:val="22"/>
+        </w:rPr>
+        <w:t xml:space="preserve"> Pega ese codigo en la caja de texto de la pregunta y mira como lo dibuja la plataforma. Si no renderiza, corrige ahi mismo: lo que se califica es el diagrama renderizado dentro de ExamLab.</w:t>
+      </w:r>
+    </w:p>
+    <w:p>
+      <w:r>
+        <w:rPr>
+          <w:rFonts w:ascii="Calibri" w:hAnsi="Calibri" w:eastAsia="Calibri"/>
+          <w:b/>
+          <w:color w:val="2B2B2B"/>
+          <w:sz w:val="22"/>
+        </w:rPr>
+        <w:t>4. Guarda el PNG para tu PI:</w:t>
+      </w:r>
+      <w:r>
+        <w:rPr>
+          <w:rFonts w:ascii="Calibri" w:hAnsi="Calibri" w:eastAsia="Calibri"/>
+          <w:b w:val="0"/>
+          <w:color w:val="2B2B2B"/>
+          <w:sz w:val="22"/>
+        </w:rPr>
+        <w:t xml:space="preserve"> Exporta tambien la imagen a la carpeta de tu Proyecto Integrador. Esa copia es para tu informe; no reemplaza la respuesta en la plataforma.</w:t>
+      </w:r>
+    </w:p>
+    <w:p>
+      <w:pPr>
+        <w:spacing w:after="120"/>
+      </w:pPr>
+      <w:r>
+        <w:rPr>
+          <w:rFonts w:ascii="Calibri" w:hAnsi="Calibri" w:eastAsia="Calibri"/>
+          <w:b w:val="0"/>
+          <w:color w:val="2B2B2B"/>
+          <w:sz w:val="22"/>
+        </w:rPr>
+        <w:t>Si la IA te devuelve algo que no renderiza, no lo pegues tal cual: corrigelo en ExamLab hasta ver el dibujo. Un diagrama que no renderiza no se puede calificar.</w:t>
       </w:r>
     </w:p>
     <w:p>

--- a/Bases de Datos II/Clases/Clase 1 - Revision BD I y arranque VetCare/Taller PI - Clase 1 - VetCare.docx
+++ b/Bases de Datos II/Clases/Clase 1 - Revision BD I y arranque VetCare/Taller PI - Clase 1 - VetCare.docx
@@ -196,7 +196,7 @@
           <w:color w:val="2B2B2B"/>
           <w:sz w:val="22"/>
         </w:rPr>
-        <w:t>Dominio: clínica veterinaria VetCare.</w:t>
+        <w:t>Cliente: Clínica Veterinaria «Huellitas» · Sistema: VetCare DB (la base de datos).</w:t>
       </w:r>
     </w:p>
     <w:p>

--- a/Bases de Datos II/Clases/Clase 1 - Revision BD I y arranque VetCare/Taller PI - Clase 1 - VetCare.docx
+++ b/Bases de Datos II/Clases/Clase 1 - Revision BD I y arranque VetCare/Taller PI - Clase 1 - VetCare.docx
@@ -72,6 +72,189 @@
           <w:sz w:val="22"/>
         </w:rPr>
         <w:t>Hoy avanzamos el PI en: Arranque PI: dominio, alcance y borrador ER de VetCare DB</w:t>
+      </w:r>
+    </w:p>
+    <w:p>
+      <w:pPr>
+        <w:spacing w:after="120"/>
+      </w:pPr>
+      <w:r>
+        <w:rPr>
+          <w:rFonts w:ascii="Calibri" w:hAnsi="Calibri" w:eastAsia="Calibri"/>
+          <w:b/>
+          <w:color w:val="095292"/>
+          <w:sz w:val="24"/>
+        </w:rPr>
+        <w:t>0. El cliente: Clínica Veterinaria «Huellitas»</w:t>
+      </w:r>
+    </w:p>
+    <w:p>
+      <w:pPr>
+        <w:spacing w:after="120"/>
+      </w:pPr>
+      <w:r>
+        <w:rPr>
+          <w:rFonts w:ascii="Calibri" w:hAnsi="Calibri" w:eastAsia="Calibri"/>
+          <w:b w:val="0"/>
+          <w:color w:val="2B2B2B"/>
+          <w:sz w:val="22"/>
+        </w:rPr>
+        <w:t xml:space="preserve">Atiende unas </w:t>
+      </w:r>
+      <w:r>
+        <w:rPr>
+          <w:rFonts w:ascii="Calibri" w:hAnsi="Calibri" w:eastAsia="Calibri"/>
+          <w:b/>
+          <w:color w:val="2B2B2B"/>
+          <w:sz w:val="22"/>
+        </w:rPr>
+        <w:t>150 citas al día</w:t>
+      </w:r>
+      <w:r>
+        <w:rPr>
+          <w:rFonts w:ascii="Calibri" w:hAnsi="Calibri" w:eastAsia="Calibri"/>
+          <w:b w:val="0"/>
+          <w:color w:val="2B2B2B"/>
+          <w:sz w:val="22"/>
+        </w:rPr>
+        <w:t xml:space="preserve"> con </w:t>
+      </w:r>
+      <w:r>
+        <w:rPr>
+          <w:rFonts w:ascii="Calibri" w:hAnsi="Calibri" w:eastAsia="Calibri"/>
+          <w:b/>
+          <w:color w:val="2B2B2B"/>
+          <w:sz w:val="22"/>
+        </w:rPr>
+        <w:t>16 veterinarios</w:t>
+      </w:r>
+      <w:r>
+        <w:rPr>
+          <w:rFonts w:ascii="Calibri" w:hAnsi="Calibri" w:eastAsia="Calibri"/>
+          <w:b w:val="0"/>
+          <w:color w:val="2B2B2B"/>
+          <w:sz w:val="22"/>
+        </w:rPr>
+        <w:t xml:space="preserve">, sobre unas 5.000 mascotas de unos 2.000 dueños, y hoy lleva todo en </w:t>
+      </w:r>
+      <w:r>
+        <w:rPr>
+          <w:rFonts w:ascii="Calibri" w:hAnsi="Calibri" w:eastAsia="Calibri"/>
+          <w:b/>
+          <w:color w:val="2B2B2B"/>
+          <w:sz w:val="22"/>
+        </w:rPr>
+        <w:t>carpetas de papel</w:t>
+      </w:r>
+      <w:r>
+        <w:rPr>
+          <w:rFonts w:ascii="Calibri" w:hAnsi="Calibri" w:eastAsia="Calibri"/>
+          <w:b w:val="0"/>
+          <w:color w:val="2B2B2B"/>
+          <w:sz w:val="22"/>
+        </w:rPr>
+        <w:t>. La administración reporta tres problemas:</w:t>
+      </w:r>
+    </w:p>
+    <w:p>
+      <w:pPr>
+        <w:pStyle w:val="ListBullet"/>
+        <w:spacing w:after="40"/>
+      </w:pPr>
+      <w:r>
+        <w:rPr>
+          <w:rFonts w:ascii="Calibri" w:hAnsi="Calibri" w:eastAsia="Calibri"/>
+          <w:b w:val="0"/>
+          <w:color w:val="2B2B2B"/>
+          <w:sz w:val="22"/>
+        </w:rPr>
+        <w:t>Se extravían fichas de pacientes: el expediente existe en un solo papel.</w:t>
+      </w:r>
+    </w:p>
+    <w:p>
+      <w:pPr>
+        <w:pStyle w:val="ListBullet"/>
+        <w:spacing w:after="40"/>
+      </w:pPr>
+      <w:r>
+        <w:rPr>
+          <w:rFonts w:ascii="Calibri" w:hAnsi="Calibri" w:eastAsia="Calibri"/>
+          <w:b w:val="0"/>
+          <w:color w:val="2B2B2B"/>
+          <w:sz w:val="22"/>
+        </w:rPr>
+        <w:t>Buscar un historial en el archivo físico genera filas en la sala de espera.</w:t>
+      </w:r>
+    </w:p>
+    <w:p>
+      <w:pPr>
+        <w:pStyle w:val="ListBullet"/>
+        <w:spacing w:after="40"/>
+      </w:pPr>
+      <w:r>
+        <w:rPr>
+          <w:rFonts w:ascii="Calibri" w:hAnsi="Calibri" w:eastAsia="Calibri"/>
+          <w:b w:val="0"/>
+          <w:color w:val="2B2B2B"/>
+          <w:sz w:val="22"/>
+        </w:rPr>
+        <w:t>No hay métricas: no saben cuántas especies atienden al mes.</w:t>
+      </w:r>
+    </w:p>
+    <w:p>
+      <w:pPr>
+        <w:spacing w:after="120"/>
+      </w:pPr>
+      <w:r>
+        <w:rPr>
+          <w:rFonts w:ascii="Calibri" w:hAnsi="Calibri" w:eastAsia="Calibri"/>
+          <w:b w:val="0"/>
+          <w:color w:val="2B2B2B"/>
+          <w:sz w:val="22"/>
+        </w:rPr>
+        <w:t xml:space="preserve">Usted construye la </w:t>
+      </w:r>
+      <w:r>
+        <w:rPr>
+          <w:rFonts w:ascii="Calibri" w:hAnsi="Calibri" w:eastAsia="Calibri"/>
+          <w:b/>
+          <w:color w:val="2B2B2B"/>
+          <w:sz w:val="22"/>
+        </w:rPr>
+        <w:t>capa de datos</w:t>
+      </w:r>
+      <w:r>
+        <w:rPr>
+          <w:rFonts w:ascii="Calibri" w:hAnsi="Calibri" w:eastAsia="Calibri"/>
+          <w:b w:val="0"/>
+          <w:color w:val="2B2B2B"/>
+          <w:sz w:val="22"/>
+        </w:rPr>
+        <w:t xml:space="preserve"> de VetCare: el modelo, la integridad, la seguridad y el rendimiento. La aplicación no se pide en esta asignatura.</w:t>
+      </w:r>
+    </w:p>
+    <w:p>
+      <w:pPr>
+        <w:spacing w:after="120"/>
+        <w:shd w:val="clear" w:fill="E8F4FA"/>
+      </w:pPr>
+      <w:r>
+        <w:rPr>
+          <w:rFonts w:ascii="Calibri" w:hAnsi="Calibri" w:eastAsia="Calibri"/>
+          <w:b/>
+          <w:color w:val="2B2B2B"/>
+          <w:sz w:val="22"/>
+        </w:rPr>
+        <w:t>Caso completo (téngalo a mano todo el semestre):</w:t>
+      </w:r>
+      <w:r>
+        <w:rPr>
+          <w:rFonts w:ascii="Calibri" w:hAnsi="Calibri" w:eastAsia="Calibri"/>
+          <w:b w:val="0"/>
+          <w:color w:val="2B2B2B"/>
+          <w:sz w:val="22"/>
+        </w:rPr>
+        <w:t xml:space="preserve"> Clases/Proyecto Integrador/Anexo - Caso de estudio Clinica Huellitas — las 8 entidades, las 3 reglas de negocio, el elenco de nombres y cómo crece la base hasta las 30.010 citas que se optimizan en las Clases 6 y 7.</w:t>
       </w:r>
     </w:p>
     <w:p>

--- a/Bases de Datos II/Clases/Clase 1 - Revision BD I y arranque VetCare/Taller PI - Clase 1 - VetCare.docx
+++ b/Bases de Datos II/Clases/Clase 1 - Revision BD I y arranque VetCare/Taller PI - Clase 1 - VetCare.docx
@@ -512,7 +512,7 @@
           <w:color w:val="095292"/>
           <w:sz w:val="24"/>
         </w:rPr>
-        <w:t>5. Plantilla de la ficha (copia esto y llenalo)</w:t>
+        <w:t>5. Plantilla del entregable (copia esto y llenalo)</w:t>
       </w:r>
     </w:p>
     <w:p>
@@ -536,10 +536,10 @@
       </w:pPr>
       <w:r>
         <w:rPr>
-          <w:rFonts w:ascii="Calibri" w:hAnsi="Calibri" w:eastAsia="Calibri"/>
+          <w:rFonts w:ascii="Consolas" w:hAnsi="Consolas" w:eastAsia="Consolas"/>
           <w:b w:val="0"/>
           <w:color w:val="2B2B2B"/>
-          <w:sz w:val="20"/>
+          <w:sz w:val="18"/>
         </w:rPr>
         <w:t>Nombre del proyecto: VetCare - [Apellido]</w:t>
       </w:r>
@@ -551,10 +551,10 @@
       </w:pPr>
       <w:r>
         <w:rPr>
-          <w:rFonts w:ascii="Calibri" w:hAnsi="Calibri" w:eastAsia="Calibri"/>
+          <w:rFonts w:ascii="Consolas" w:hAnsi="Consolas" w:eastAsia="Consolas"/>
           <w:b w:val="0"/>
           <w:color w:val="2B2B2B"/>
-          <w:sz w:val="20"/>
+          <w:sz w:val="18"/>
         </w:rPr>
         <w:t>Autor: [nombre completo]        Codigo: [__________]</w:t>
       </w:r>
@@ -566,10 +566,10 @@
       </w:pPr>
       <w:r>
         <w:rPr>
-          <w:rFonts w:ascii="Calibri" w:hAnsi="Calibri" w:eastAsia="Calibri"/>
+          <w:rFonts w:ascii="Consolas" w:hAnsi="Consolas" w:eastAsia="Consolas"/>
           <w:b w:val="0"/>
           <w:color w:val="2B2B2B"/>
-          <w:sz w:val="20"/>
+          <w:sz w:val="18"/>
         </w:rPr>
         <w:t>Integrantes: [solo si el docente autorizo equipo; si trabajas solo, escribe «individual»]</w:t>
       </w:r>
@@ -581,10 +581,10 @@
       </w:pPr>
       <w:r>
         <w:rPr>
-          <w:rFonts w:ascii="Calibri" w:hAnsi="Calibri" w:eastAsia="Calibri"/>
+          <w:rFonts w:ascii="Consolas" w:hAnsi="Consolas" w:eastAsia="Consolas"/>
           <w:b w:val="0"/>
           <w:color w:val="2B2B2B"/>
-          <w:sz w:val="20"/>
+          <w:sz w:val="18"/>
         </w:rPr>
         <w:t>Descripcion en una frase: [que es VetCare DB para la clinica Huellitas]</w:t>
       </w:r>
@@ -596,10 +596,10 @@
       </w:pPr>
       <w:r>
         <w:rPr>
-          <w:rFonts w:ascii="Calibri" w:hAnsi="Calibri" w:eastAsia="Calibri"/>
+          <w:rFonts w:ascii="Consolas" w:hAnsi="Consolas" w:eastAsia="Consolas"/>
           <w:b w:val="0"/>
           <w:color w:val="2B2B2B"/>
-          <w:sz w:val="20"/>
+          <w:sz w:val="18"/>
         </w:rPr>
         <w:t xml:space="preserve"> </w:t>
       </w:r>
@@ -611,10 +611,10 @@
       </w:pPr>
       <w:r>
         <w:rPr>
-          <w:rFonts w:ascii="Calibri" w:hAnsi="Calibri" w:eastAsia="Calibri"/>
+          <w:rFonts w:ascii="Consolas" w:hAnsi="Consolas" w:eastAsia="Consolas"/>
           <w:b w:val="0"/>
           <w:color w:val="2B2B2B"/>
-          <w:sz w:val="20"/>
+          <w:sz w:val="18"/>
         </w:rPr>
         <w:t>1) QUE SI HARA EL PI  (5 a 8 lineas)</w:t>
       </w:r>
@@ -626,10 +626,10 @@
       </w:pPr>
       <w:r>
         <w:rPr>
-          <w:rFonts w:ascii="Calibri" w:hAnsi="Calibri" w:eastAsia="Calibri"/>
+          <w:rFonts w:ascii="Consolas" w:hAnsi="Consolas" w:eastAsia="Consolas"/>
           <w:b w:val="0"/>
           <w:color w:val="2B2B2B"/>
-          <w:sz w:val="20"/>
+          <w:sz w:val="18"/>
         </w:rPr>
         <w:t xml:space="preserve">   - [proceso de la clinica que la base va a soportar]</w:t>
       </w:r>
@@ -641,10 +641,10 @@
       </w:pPr>
       <w:r>
         <w:rPr>
-          <w:rFonts w:ascii="Calibri" w:hAnsi="Calibri" w:eastAsia="Calibri"/>
+          <w:rFonts w:ascii="Consolas" w:hAnsi="Consolas" w:eastAsia="Consolas"/>
           <w:b w:val="0"/>
           <w:color w:val="2B2B2B"/>
-          <w:sz w:val="20"/>
+          <w:sz w:val="18"/>
         </w:rPr>
         <w:t xml:space="preserve">   - [ ... ]</w:t>
       </w:r>
@@ -656,10 +656,10 @@
       </w:pPr>
       <w:r>
         <w:rPr>
-          <w:rFonts w:ascii="Calibri" w:hAnsi="Calibri" w:eastAsia="Calibri"/>
+          <w:rFonts w:ascii="Consolas" w:hAnsi="Consolas" w:eastAsia="Consolas"/>
           <w:b w:val="0"/>
           <w:color w:val="2B2B2B"/>
-          <w:sz w:val="20"/>
+          <w:sz w:val="18"/>
         </w:rPr>
         <w:t xml:space="preserve"> </w:t>
       </w:r>
@@ -671,10 +671,10 @@
       </w:pPr>
       <w:r>
         <w:rPr>
-          <w:rFonts w:ascii="Calibri" w:hAnsi="Calibri" w:eastAsia="Calibri"/>
+          <w:rFonts w:ascii="Consolas" w:hAnsi="Consolas" w:eastAsia="Consolas"/>
           <w:b w:val="0"/>
           <w:color w:val="2B2B2B"/>
-          <w:sz w:val="20"/>
+          <w:sz w:val="18"/>
         </w:rPr>
         <w:t>2) QUE NO HARA EL PI  (3 a 5 lineas)</w:t>
       </w:r>
@@ -686,10 +686,10 @@
       </w:pPr>
       <w:r>
         <w:rPr>
-          <w:rFonts w:ascii="Calibri" w:hAnsi="Calibri" w:eastAsia="Calibri"/>
+          <w:rFonts w:ascii="Consolas" w:hAnsi="Consolas" w:eastAsia="Consolas"/>
           <w:b w:val="0"/>
           <w:color w:val="2B2B2B"/>
-          <w:sz w:val="20"/>
+          <w:sz w:val="18"/>
         </w:rPr>
         <w:t xml:space="preserve">   - [limite explicito: p. ej. no habra pasarela de pagos]</w:t>
       </w:r>
@@ -701,10 +701,10 @@
       </w:pPr>
       <w:r>
         <w:rPr>
-          <w:rFonts w:ascii="Calibri" w:hAnsi="Calibri" w:eastAsia="Calibri"/>
+          <w:rFonts w:ascii="Consolas" w:hAnsi="Consolas" w:eastAsia="Consolas"/>
           <w:b w:val="0"/>
           <w:color w:val="2B2B2B"/>
-          <w:sz w:val="20"/>
+          <w:sz w:val="18"/>
         </w:rPr>
         <w:t xml:space="preserve">   - [ ... ]</w:t>
       </w:r>
@@ -716,10 +716,10 @@
       </w:pPr>
       <w:r>
         <w:rPr>
-          <w:rFonts w:ascii="Calibri" w:hAnsi="Calibri" w:eastAsia="Calibri"/>
+          <w:rFonts w:ascii="Consolas" w:hAnsi="Consolas" w:eastAsia="Consolas"/>
           <w:b w:val="0"/>
           <w:color w:val="2B2B2B"/>
-          <w:sz w:val="20"/>
+          <w:sz w:val="18"/>
         </w:rPr>
         <w:t xml:space="preserve"> </w:t>
       </w:r>
@@ -731,10 +731,10 @@
       </w:pPr>
       <w:r>
         <w:rPr>
-          <w:rFonts w:ascii="Calibri" w:hAnsi="Calibri" w:eastAsia="Calibri"/>
+          <w:rFonts w:ascii="Consolas" w:hAnsi="Consolas" w:eastAsia="Consolas"/>
           <w:b w:val="0"/>
           <w:color w:val="2B2B2B"/>
-          <w:sz w:val="20"/>
+          <w:sz w:val="18"/>
         </w:rPr>
         <w:t>3) TRES REGLAS DE NEGOCIO PROPIAS  —  formato Condicion -&gt; Accion</w:t>
       </w:r>
@@ -746,10 +746,10 @@
       </w:pPr>
       <w:r>
         <w:rPr>
-          <w:rFonts w:ascii="Calibri" w:hAnsi="Calibri" w:eastAsia="Calibri"/>
+          <w:rFonts w:ascii="Consolas" w:hAnsi="Consolas" w:eastAsia="Consolas"/>
           <w:b w:val="0"/>
           <w:color w:val="2B2B2B"/>
-          <w:sz w:val="20"/>
+          <w:sz w:val="18"/>
         </w:rPr>
         <w:t xml:space="preserve">   R1. Si [condicion verificable] -&gt; entonces [accion que hace la base].</w:t>
       </w:r>
@@ -761,10 +761,10 @@
       </w:pPr>
       <w:r>
         <w:rPr>
-          <w:rFonts w:ascii="Calibri" w:hAnsi="Calibri" w:eastAsia="Calibri"/>
+          <w:rFonts w:ascii="Consolas" w:hAnsi="Consolas" w:eastAsia="Consolas"/>
           <w:b w:val="0"/>
           <w:color w:val="2B2B2B"/>
-          <w:sz w:val="20"/>
+          <w:sz w:val="18"/>
         </w:rPr>
         <w:t xml:space="preserve">       Se implementa con: [ ] CHECK  [ ] UNIQUE  [ ] FK  [ ] procedimiento  [ ] trigger</w:t>
       </w:r>
@@ -776,10 +776,10 @@
       </w:pPr>
       <w:r>
         <w:rPr>
-          <w:rFonts w:ascii="Calibri" w:hAnsi="Calibri" w:eastAsia="Calibri"/>
+          <w:rFonts w:ascii="Consolas" w:hAnsi="Consolas" w:eastAsia="Consolas"/>
           <w:b w:val="0"/>
           <w:color w:val="2B2B2B"/>
-          <w:sz w:val="20"/>
+          <w:sz w:val="18"/>
         </w:rPr>
         <w:t xml:space="preserve">   R2. Si [ ... ] -&gt; entonces [ ... ].</w:t>
       </w:r>
@@ -791,10 +791,10 @@
       </w:pPr>
       <w:r>
         <w:rPr>
-          <w:rFonts w:ascii="Calibri" w:hAnsi="Calibri" w:eastAsia="Calibri"/>
+          <w:rFonts w:ascii="Consolas" w:hAnsi="Consolas" w:eastAsia="Consolas"/>
           <w:b w:val="0"/>
           <w:color w:val="2B2B2B"/>
-          <w:sz w:val="20"/>
+          <w:sz w:val="18"/>
         </w:rPr>
         <w:t xml:space="preserve">       Se implementa con: [ ] CHECK  [ ] UNIQUE  [ ] FK  [ ] procedimiento  [ ] trigger</w:t>
       </w:r>
@@ -806,10 +806,10 @@
       </w:pPr>
       <w:r>
         <w:rPr>
-          <w:rFonts w:ascii="Calibri" w:hAnsi="Calibri" w:eastAsia="Calibri"/>
+          <w:rFonts w:ascii="Consolas" w:hAnsi="Consolas" w:eastAsia="Consolas"/>
           <w:b w:val="0"/>
           <w:color w:val="2B2B2B"/>
-          <w:sz w:val="20"/>
+          <w:sz w:val="18"/>
         </w:rPr>
         <w:t xml:space="preserve">   R3. Si [ ... ] -&gt; entonces [ ... ].</w:t>
       </w:r>
@@ -821,10 +821,10 @@
       </w:pPr>
       <w:r>
         <w:rPr>
-          <w:rFonts w:ascii="Calibri" w:hAnsi="Calibri" w:eastAsia="Calibri"/>
+          <w:rFonts w:ascii="Consolas" w:hAnsi="Consolas" w:eastAsia="Consolas"/>
           <w:b w:val="0"/>
           <w:color w:val="2B2B2B"/>
-          <w:sz w:val="20"/>
+          <w:sz w:val="18"/>
         </w:rPr>
         <w:t xml:space="preserve">       Se implementa con: [ ] CHECK  [ ] UNIQUE  [ ] FK  [ ] procedimiento  [ ] trigger</w:t>
       </w:r>
@@ -836,10 +836,10 @@
       </w:pPr>
       <w:r>
         <w:rPr>
-          <w:rFonts w:ascii="Calibri" w:hAnsi="Calibri" w:eastAsia="Calibri"/>
+          <w:rFonts w:ascii="Consolas" w:hAnsi="Consolas" w:eastAsia="Consolas"/>
           <w:b w:val="0"/>
           <w:color w:val="2B2B2B"/>
-          <w:sz w:val="20"/>
+          <w:sz w:val="18"/>
         </w:rPr>
         <w:t xml:space="preserve">   (deben ser TUYAS: distintas de las tres del enunciado general)</w:t>
       </w:r>
@@ -851,10 +851,10 @@
       </w:pPr>
       <w:r>
         <w:rPr>
-          <w:rFonts w:ascii="Calibri" w:hAnsi="Calibri" w:eastAsia="Calibri"/>
+          <w:rFonts w:ascii="Consolas" w:hAnsi="Consolas" w:eastAsia="Consolas"/>
           <w:b w:val="0"/>
           <w:color w:val="2B2B2B"/>
-          <w:sz w:val="20"/>
+          <w:sz w:val="18"/>
         </w:rPr>
         <w:t xml:space="preserve"> </w:t>
       </w:r>
@@ -866,10 +866,10 @@
       </w:pPr>
       <w:r>
         <w:rPr>
-          <w:rFonts w:ascii="Calibri" w:hAnsi="Calibri" w:eastAsia="Calibri"/>
+          <w:rFonts w:ascii="Consolas" w:hAnsi="Consolas" w:eastAsia="Consolas"/>
           <w:b w:val="0"/>
           <w:color w:val="2B2B2B"/>
-          <w:sz w:val="20"/>
+          <w:sz w:val="18"/>
         </w:rPr>
         <w:t>4) RIESGO PRINCIPAL PARA TERMINAR EL PI Y COMO LO MITIGAS  (2 lineas)</w:t>
       </w:r>
@@ -881,10 +881,10 @@
       </w:pPr>
       <w:r>
         <w:rPr>
-          <w:rFonts w:ascii="Calibri" w:hAnsi="Calibri" w:eastAsia="Calibri"/>
+          <w:rFonts w:ascii="Consolas" w:hAnsi="Consolas" w:eastAsia="Consolas"/>
           <w:b w:val="0"/>
           <w:color w:val="2B2B2B"/>
-          <w:sz w:val="20"/>
+          <w:sz w:val="18"/>
         </w:rPr>
         <w:t xml:space="preserve">   Riesgo: [ ... ]        Mitigacion: [ ... ]</w:t>
       </w:r>
@@ -1404,7 +1404,7 @@
           <w:color w:val="2B2B2B"/>
           <w:sz w:val="22"/>
         </w:rPr>
-        <w:t>La pregunta de diagrama NO recibe imagenes: se responde con codigo Mermaid (`erDiagram`) que la plataforma dibuja al instante. No tienes que escribirlo de memoria; el camino corto es este:</w:t>
+        <w:t>La pregunta de diagrama NO recibe imagenes: se responde con codigo Mermaid («erDiagram») que la plataforma dibuja al instante. No tienes que escribirlo de memoria; el camino corto es este:</w:t>
       </w:r>
     </w:p>
     <w:p>
@@ -1444,7 +1444,7 @@
           <w:color w:val="2B2B2B"/>
           <w:sz w:val="22"/>
         </w:rPr>
-        <w:t xml:space="preserve"> Copia o describe tu boceto a una IA y pidele el codigo Mermaid: «convierte este diagrama a Mermaid usando `erDiagram`». Revisa el resultado: la IA acierta la sintaxis, no tu modelo.</w:t>
+        <w:t xml:space="preserve"> Copia o describe tu boceto a una IA y pidele el codigo Mermaid: «convierte este diagrama a Mermaid usando «erDiagram»». Revisa el resultado: la IA acierta la sintaxis, no tu modelo.</w:t>
       </w:r>
     </w:p>
     <w:p>
